--- a/speaker-notes.docx
+++ b/speaker-notes.docx
@@ -95,7 +95,7 @@
         </w:numPr>
       </w:pPr>
       <w:r>
-        <w:t xml:space="preserve">~4–5 min pre-recorded demo (embedded at slide 9)</w:t>
+        <w:t xml:space="preserve">~5 min pre-recorded demo (embedded at slide 9; Wernberg → Poloczanska annotation, citesAsAuthority)</w:t>
       </w:r>
     </w:p>
     <w:p>
@@ -143,19 +143,7 @@
         <w:t xml:space="preserve"> </w:t>
       </w:r>
       <w:r>
-        <w:t xml:space="preserve">see</w:t>
-      </w:r>
-      <w:r>
-        <w:t xml:space="preserve"> </w:t>
-      </w:r>
-      <w:r>
-        <w:rPr>
-          <w:rStyle w:val="VerbatimChar"/>
-        </w:rPr>
-        <w:t xml:space="preserve">README.md</w:t>
-      </w:r>
-      <w:r>
-        <w:t xml:space="preserve">.</w:t>
+        <w:t xml:space="preserve">see README.md.</w:t>
       </w:r>
       <w:r>
         <w:t xml:space="preserve"> </w:t>
@@ -171,13 +159,7 @@
         <w:t xml:space="preserve"> </w:t>
       </w:r>
       <w:r>
-        <w:rPr>
-          <w:rStyle w:val="VerbatimChar"/>
-        </w:rPr>
-        <w:t xml:space="preserve">demo-script.md</w:t>
-      </w:r>
-      <w:r>
-        <w:t xml:space="preserve">.</w:t>
+        <w:t xml:space="preserve">demo-script.md.</w:t>
       </w:r>
       <w:r>
         <w:t xml:space="preserve"> </w:t>
@@ -193,13 +175,7 @@
         <w:t xml:space="preserve"> </w:t>
       </w:r>
       <w:r>
-        <w:rPr>
-          <w:rStyle w:val="VerbatimChar"/>
-        </w:rPr>
-        <w:t xml:space="preserve">qa-prep.md</w:t>
-      </w:r>
-      <w:r>
-        <w:t xml:space="preserve">.</w:t>
+        <w:t xml:space="preserve">qa-prep.md.</w:t>
       </w:r>
     </w:p>
     <w:p>
@@ -651,13 +627,13 @@
       </w:r>
     </w:p>
     <w:bookmarkEnd w:id="13"/>
-    <w:bookmarkStart w:id="14" w:name="X98f9594ba65ca8e240d7ba7a8f820e7589d1690"/>
+    <w:bookmarkStart w:id="14" w:name="Xa6a6644e35ee1f39a3f7f79d4a6172aa47eae42"/>
     <w:p>
       <w:pPr>
         <w:pStyle w:val="Heading2"/>
       </w:pPr>
       <w:r>
-        <w:t xml:space="preserve">Slide 6 · Two production paths to a signed nanopub</w:t>
+        <w:t xml:space="preserve">Slide 6 · Three production paths to a signed nanopub</w:t>
       </w:r>
     </w:p>
     <w:p>

--- a/speaker-notes.docx
+++ b/speaker-notes.docx
@@ -2,7 +2,7 @@
 <file path=word/document.xml><?xml version="1.0" encoding="utf-8"?>
 <w:document xmlns:w="http://schemas.openxmlformats.org/wordprocessingml/2006/main" xmlns:m="http://schemas.openxmlformats.org/officeDocument/2006/math" xmlns:r="http://schemas.openxmlformats.org/officeDocument/2006/relationships" xmlns:o="urn:schemas-microsoft-com:office:office" xmlns:v="urn:schemas-microsoft-com:vml" xmlns:w10="urn:schemas-microsoft-com:office:word" xmlns:a="http://schemas.openxmlformats.org/drawingml/2006/main" xmlns:pic="http://schemas.openxmlformats.org/drawingml/2006/picture" xmlns:wp="http://schemas.openxmlformats.org/drawingml/2006/wordprocessingDrawing">
   <w:body>
-    <w:bookmarkStart w:id="21" w:name="speaker-notes-citex-2026"/>
+    <w:bookmarkStart w:id="18" w:name="speaker-notes-citex-2026"/>
     <w:p>
       <w:pPr>
         <w:pStyle w:val="Heading1"/>
@@ -36,7 +36,7 @@
         <w:pStyle w:val="BodyText"/>
       </w:pPr>
       <w:r>
-        <w:t xml:space="preserve">CiteX 2026 · Frankfurt · 28 May 2026 · 16:10 CET ·</w:t>
+        <w:t xml:space="preserve">CiteX 2026 · Frankfurt · 28 May 2026 ·</w:t>
       </w:r>
       <w:r>
         <w:t xml:space="preserve"> </w:t>
@@ -73,46 +73,28 @@
       <w:r>
         <w:t xml:space="preserve">30 min</w:t>
       </w:r>
-    </w:p>
-    <w:p>
-      <w:pPr>
-        <w:pStyle w:val="Compact"/>
-        <w:numPr>
-          <w:ilvl w:val="0"/>
-          <w:numId w:val="1001"/>
-        </w:numPr>
-      </w:pPr>
-      <w:r>
-        <w:t xml:space="preserve">~17–19 min live slides</w:t>
-      </w:r>
-    </w:p>
-    <w:p>
-      <w:pPr>
-        <w:pStyle w:val="Compact"/>
-        <w:numPr>
-          <w:ilvl w:val="0"/>
-          <w:numId w:val="1001"/>
-        </w:numPr>
-      </w:pPr>
-      <w:r>
-        <w:t xml:space="preserve">~5 min pre-recorded demo (embedded at slide 9; Wernberg → Poloczanska annotation, citesAsAuthority)</w:t>
-      </w:r>
-    </w:p>
-    <w:p>
-      <w:pPr>
-        <w:pStyle w:val="Compact"/>
-        <w:numPr>
-          <w:ilvl w:val="0"/>
-          <w:numId w:val="1001"/>
-        </w:numPr>
-      </w:pPr>
-      <w:r>
-        <w:t xml:space="preserve">~8 min live Q&amp;A</w:t>
-      </w:r>
-    </w:p>
-    <w:p>
-      <w:pPr>
-        <w:pStyle w:val="FirstParagraph"/>
+      <w:r>
+        <w:t xml:space="preserve"> </w:t>
+      </w:r>
+      <w:r>
+        <w:t xml:space="preserve">- ~14 min live slides (9 slides)</w:t>
+      </w:r>
+      <w:r>
+        <w:t xml:space="preserve"> </w:t>
+      </w:r>
+      <w:r>
+        <w:t xml:space="preserve">- ~5 min pre-recorded demo (embedded at slide 7; Wernberg → Poloczanska 2013 annotation, citesAsAuthority)</w:t>
+      </w:r>
+      <w:r>
+        <w:t xml:space="preserve"> </w:t>
+      </w:r>
+      <w:r>
+        <w:t xml:space="preserve">- ~10 min live Q&amp;A and discussion</w:t>
+      </w:r>
+    </w:p>
+    <w:p>
+      <w:pPr>
+        <w:pStyle w:val="BodyText"/>
       </w:pPr>
       <w:r>
         <w:rPr>
@@ -125,7 +107,7 @@
         <w:t xml:space="preserve"> </w:t>
       </w:r>
       <w:r>
-        <w:t xml:space="preserve">live slides via Zoom screen-share. Demo segment plays from a pre-recorded mp4. Live Q&amp;A retains room presence.</w:t>
+        <w:t xml:space="preserve">live slides via Zoom screen-share. Demo segment plays from a pre-recorded mp4 embedded at slide 7. Live Q&amp;A retains room presence.</w:t>
       </w:r>
     </w:p>
     <w:p>
@@ -205,7 +187,7 @@
         <w:t xml:space="preserve"> </w:t>
       </w:r>
       <w:r>
-        <w:t xml:space="preserve">“Thanks Tamara, and thanks to the programme committee. I’m Anne Fouilloux,</w:t>
+        <w:t xml:space="preserve">“Hi everyone. I’m Anne Fouilloux,</w:t>
       </w:r>
       <w:r>
         <w:t xml:space="preserve"> </w:t>
@@ -259,25 +241,7 @@
         <w:t xml:space="preserve"> </w:t>
       </w:r>
       <w:r>
-        <w:t xml:space="preserve">- Lead with</w:t>
-      </w:r>
-      <w:r>
-        <w:t xml:space="preserve"> </w:t>
-      </w:r>
-      <w:r>
-        <w:t xml:space="preserve">“two jobs, one works, one doesn’t”</w:t>
-      </w:r>
-      <w:r>
-        <w:t xml:space="preserve"> </w:t>
-      </w:r>
-      <w:r>
-        <w:t xml:space="preserve">— and SHOW it</w:t>
-      </w:r>
-      <w:r>
-        <w:t xml:space="preserve"> </w:t>
-      </w:r>
-      <w:r>
-        <w:t xml:space="preserve">- Point at the left:</w:t>
+        <w:t xml:space="preserve">- On the left:</w:t>
       </w:r>
       <w:r>
         <w:t xml:space="preserve"> </w:t>
@@ -289,7 +253,7 @@
         <w:t xml:space="preserve"> </w:t>
       </w:r>
       <w:r>
-        <w:t xml:space="preserve">- Point at the right:</w:t>
+        <w:t xml:space="preserve">- On the right:</w:t>
       </w:r>
       <w:r>
         <w:t xml:space="preserve"> </w:t>
@@ -551,17 +515,17 @@
         <w:t xml:space="preserve"> </w:t>
       </w:r>
       <w:r>
-        <w:t xml:space="preserve">version of slide 3. Slide 6 is how you build one.</w:t>
+        <w:t xml:space="preserve">version of slide 3. Slide 5 is how you build one.</w:t>
       </w:r>
     </w:p>
     <w:bookmarkEnd w:id="12"/>
-    <w:bookmarkStart w:id="13" w:name="slide-5-from-form-to-network"/>
+    <w:bookmarkStart w:id="13" w:name="X413421840b8b1123ae5c2ab86a2592af0c1e11d"/>
     <w:p>
       <w:pPr>
         <w:pStyle w:val="Heading2"/>
       </w:pPr>
       <w:r>
-        <w:t xml:space="preserve">Slide 5 · From form to network</w:t>
+        <w:t xml:space="preserve">Slide 5 · Three production paths to a signed nanopub</w:t>
       </w:r>
     </w:p>
     <w:p>
@@ -569,71 +533,95 @@
         <w:pStyle w:val="FirstParagraph"/>
       </w:pPr>
       <w:r>
-        <w:t xml:space="preserve">Beat (~1.5 min) — visual bridge between the chain (slide 4) and the production paths (slide 6):</w:t>
-      </w:r>
-      <w:r>
-        <w:t xml:space="preserve"> </w:t>
-      </w:r>
-      <w:r>
-        <w:t xml:space="preserve">- Don’t read the form. Point at it:</w:t>
-      </w:r>
-      <w:r>
-        <w:t xml:space="preserve"> </w:t>
-      </w:r>
-      <w:r>
-        <w:t xml:space="preserve">“this is what an author fills in. Citation type, cited DOI, generate.”</w:t>
-      </w:r>
-      <w:r>
-        <w:t xml:space="preserve"> </w:t>
-      </w:r>
-      <w:r>
-        <w:t xml:space="preserve">- Point at the right:</w:t>
-      </w:r>
-      <w:r>
-        <w:t xml:space="preserve"> </w:t>
-      </w:r>
-      <w:r>
-        <w:t xml:space="preserve">“this is what comes out — the same RAumfa30 nanopub you saw mentioned on slides 2, 4, and 10. Three typed citations visible at a glance: extends the nside=64 sibling, extends the nside=128 sibling, qualifies Soroye 2020.”</w:t>
-      </w:r>
-      <w:r>
-        <w:t xml:space="preserve"> </w:t>
-      </w:r>
-      <w:r>
-        <w:t xml:space="preserve">- Punchline:</w:t>
-      </w:r>
-      <w:r>
-        <w:t xml:space="preserve"> </w:t>
-      </w:r>
-      <w:r>
-        <w:t xml:space="preserve">“two clicks. Author chooses the destination; the platform handles the signing, the network publishing, and the resolver.”</w:t>
-      </w:r>
-      <w:r>
-        <w:t xml:space="preserve"> </w:t>
-      </w:r>
-      <w:r>
-        <w:t xml:space="preserve">- This is the slide that proves</w:t>
-      </w:r>
-      <w:r>
-        <w:t xml:space="preserve"> </w:t>
-      </w:r>
-      <w:r>
-        <w:t xml:space="preserve">“Author at write time”</w:t>
-      </w:r>
-      <w:r>
-        <w:t xml:space="preserve"> </w:t>
-      </w:r>
-      <w:r>
-        <w:t xml:space="preserve">is actually low-friction. It’s not vapourware.</w:t>
+        <w:t xml:space="preserve">Beat (~3 min):</w:t>
+      </w:r>
+      <w:r>
+        <w:t xml:space="preserve"> </w:t>
+      </w:r>
+      <w:r>
+        <w:t xml:space="preserve">- OPEN with the analogy (it’s printed but say it out loud, slowly):</w:t>
+      </w:r>
+      <w:r>
+        <w:t xml:space="preserve"> </w:t>
+      </w:r>
+      <w:r>
+        <w:t xml:space="preserve">“Self-driving cars will drive themselves — but humans still choose the destination. LLM extraction is the same. The model can do the driving — the author still chooses the citation intent.”</w:t>
+      </w:r>
+      <w:r>
+        <w:t xml:space="preserve"> </w:t>
+      </w:r>
+      <w:r>
+        <w:t xml:space="preserve">- LEFT (Extract):</w:t>
+      </w:r>
+      <w:r>
+        <w:t xml:space="preserve"> </w:t>
+      </w:r>
+      <w:r>
+        <w:t xml:space="preserve">“this is where most of you live. GROBID / CEC / GRAPHIA — extract intent retroactively. We’re additive, not competing — the extracted intent becomes a signed nanopub on the network.”</w:t>
+      </w:r>
+      <w:r>
+        <w:t xml:space="preserve"> </w:t>
+      </w:r>
+      <w:r>
+        <w:t xml:space="preserve">- Limit:</w:t>
+      </w:r>
+      <w:r>
+        <w:t xml:space="preserve"> </w:t>
+      </w:r>
+      <w:r>
+        <w:t xml:space="preserve">“but extraction has an accuracy ceiling because intent is partially implicit in prose”</w:t>
+      </w:r>
+      <w:r>
+        <w:t xml:space="preserve"> </w:t>
+      </w:r>
+      <w:r>
+        <w:t xml:space="preserve">- RIGHT (Author): point at the worked example.</w:t>
+      </w:r>
+      <w:r>
+        <w:t xml:space="preserve"> </w:t>
+      </w:r>
+      <w:r>
+        <w:t xml:space="preserve">“The Zotero plugin lets the author declare intent at write time, from the source that knows best. Highlight the quote. Comment. Pick the CiTO type. Sign and publish. That’s a Quote-with-comment nanopub — the first step of every FORRT chain you saw on slide 4.”</w:t>
+      </w:r>
+      <w:r>
+        <w:t xml:space="preserve"> </w:t>
+      </w:r>
+      <w:r>
+        <w:t xml:space="preserve">- Closing technical bridge:</w:t>
+      </w:r>
+      <w:r>
+        <w:t xml:space="preserve"> </w:t>
+      </w:r>
+      <w:r>
+        <w:t xml:space="preserve">“LLM extraction lands you in a FORRT chain via the replication template. Zotero authoring lands you at chain step 01.”</w:t>
+      </w:r>
+      <w:r>
+        <w:t xml:space="preserve"> </w:t>
+      </w:r>
+      <w:r>
+        <w:t xml:space="preserve">- BEFORE DELIVERY: replace the</w:t>
+      </w:r>
+      <w:r>
+        <w:t xml:space="preserve"> </w:t>
+      </w:r>
+      <w:r>
+        <w:t xml:space="preserve">“…”</w:t>
+      </w:r>
+      <w:r>
+        <w:t xml:space="preserve"> </w:t>
+      </w:r>
+      <w:r>
+        <w:t xml:space="preserve">in the Quote field with the actual verbatim sentence from the Soroye 2020 paper used in the RAErLL… nanopub.</w:t>
       </w:r>
     </w:p>
     <w:bookmarkEnd w:id="13"/>
-    <w:bookmarkStart w:id="14" w:name="Xa6a6644e35ee1f39a3f7f79d4a6172aa47eae42"/>
+    <w:bookmarkStart w:id="14" w:name="slide-6-three-worked-domains"/>
     <w:p>
       <w:pPr>
         <w:pStyle w:val="Heading2"/>
       </w:pPr>
       <w:r>
-        <w:t xml:space="preserve">Slide 6 · Three production paths to a signed nanopub</w:t>
+        <w:t xml:space="preserve">Slide 6 · Three worked domains</w:t>
       </w:r>
     </w:p>
     <w:p>
@@ -647,89 +635,65 @@
         <w:t xml:space="preserve"> </w:t>
       </w:r>
       <w:r>
-        <w:t xml:space="preserve">- OPEN with the analogy (it’s printed but say it out loud, slowly):</w:t>
-      </w:r>
-      <w:r>
-        <w:t xml:space="preserve"> </w:t>
-      </w:r>
-      <w:r>
-        <w:t xml:space="preserve">“Self-driving cars will drive themselves — but humans still choose the destination. LLM extraction is the same. The model can do the driving — the author still chooses the citation intent.”</w:t>
-      </w:r>
-      <w:r>
-        <w:t xml:space="preserve"> </w:t>
-      </w:r>
-      <w:r>
-        <w:t xml:space="preserve">- LEFT (Extract):</w:t>
-      </w:r>
-      <w:r>
-        <w:t xml:space="preserve"> </w:t>
-      </w:r>
-      <w:r>
-        <w:t xml:space="preserve">“this is where most of you live. GROBID / CEC / GRAPHIA — extract intent retroactively. We’re additive, not competing — the extracted intent becomes a signed nanopub on the network.”</w:t>
-      </w:r>
-      <w:r>
-        <w:t xml:space="preserve"> </w:t>
-      </w:r>
-      <w:r>
-        <w:t xml:space="preserve">- Limit:</w:t>
-      </w:r>
-      <w:r>
-        <w:t xml:space="preserve"> </w:t>
-      </w:r>
-      <w:r>
-        <w:t xml:space="preserve">“but extraction has an accuracy ceiling because intent is partially implicit in prose”</w:t>
-      </w:r>
-      <w:r>
-        <w:t xml:space="preserve"> </w:t>
-      </w:r>
-      <w:r>
-        <w:t xml:space="preserve">- RIGHT (Author): point at the worked example.</w:t>
-      </w:r>
-      <w:r>
-        <w:t xml:space="preserve"> </w:t>
-      </w:r>
-      <w:r>
-        <w:t xml:space="preserve">“The Zotero plugin lets the author declare intent at write time, from the source that knows best. Highlight the quote. Comment. Pick the CiTO type. Sign and publish. That’s a Quote-with-comment nanopub — the first step of every FORRT chain you saw on slide 4.”</w:t>
-      </w:r>
-      <w:r>
-        <w:t xml:space="preserve"> </w:t>
-      </w:r>
-      <w:r>
-        <w:t xml:space="preserve">- Closing technical bridge:</w:t>
-      </w:r>
-      <w:r>
-        <w:t xml:space="preserve"> </w:t>
-      </w:r>
-      <w:r>
-        <w:t xml:space="preserve">“LLM extraction lands you in a FORRT chain via the replication template. Zotero authoring lands you at chain step 01.”</w:t>
-      </w:r>
-      <w:r>
-        <w:t xml:space="preserve"> </w:t>
-      </w:r>
-      <w:r>
-        <w:t xml:space="preserve">- BEFORE DELIVERY: replace the</w:t>
-      </w:r>
-      <w:r>
-        <w:t xml:space="preserve"> </w:t>
-      </w:r>
-      <w:r>
-        <w:t xml:space="preserve">“…”</w:t>
-      </w:r>
-      <w:r>
-        <w:t xml:space="preserve"> </w:t>
-      </w:r>
-      <w:r>
-        <w:t xml:space="preserve">in the Quote field with the actual verbatim sentence from the Soroye 2020 paper used in the RAErLL… nanopub.</w:t>
+        <w:t xml:space="preserve">- Point at the left first:</w:t>
+      </w:r>
+      <w:r>
+        <w:t xml:space="preserve"> </w:t>
+      </w:r>
+      <w:r>
+        <w:t xml:space="preserve">“the chain you saw on slide 4 — its apex is RA5TJVZ0. Click that URI and you reach all 18 nanopubs.”</w:t>
+      </w:r>
+      <w:r>
+        <w:t xml:space="preserve"> </w:t>
+      </w:r>
+      <w:r>
+        <w:t xml:space="preserve">-</w:t>
+      </w:r>
+      <w:r>
+        <w:t xml:space="preserve"> </w:t>
+      </w:r>
+      <w:r>
+        <w:t xml:space="preserve">“The quantum-biodiversity PRISMA review contributes 238 more nanopubs on the same network — different domain question, same architecture.”</w:t>
+      </w:r>
+      <w:r>
+        <w:t xml:space="preserve"> </w:t>
+      </w:r>
+      <w:r>
+        <w:t xml:space="preserve">- Middle (Climate change → EarthCARE → DGGS):</w:t>
+      </w:r>
+      <w:r>
+        <w:t xml:space="preserve"> </w:t>
+      </w:r>
+      <w:r>
+        <w:t xml:space="preserve">“we built the full software pipeline to convert EarthCARE EO data to HEALPix-geo. The CiTO chain ties the new data to the upstream literature. Click the URI to see the chain.”</w:t>
+      </w:r>
+      <w:r>
+        <w:t xml:space="preserve"> </w:t>
+      </w:r>
+      <w:r>
+        <w:t xml:space="preserve">- Right (Cross-discipline → FIESTA plankton):</w:t>
+      </w:r>
+      <w:r>
+        <w:t xml:space="preserve"> </w:t>
+      </w:r>
+      <w:r>
+        <w:t xml:space="preserve">“scattering transforms — a method from astrophysics — applied to plankton classification. Same nanopub carries three CiTO predicates simultaneously: extends the original plankton paper, uses the astrophysics method, cites our reproduction as a data source. This is what cross-disciplinary citation looks like when it’s machine-readable.”</w:t>
+      </w:r>
+      <w:r>
+        <w:t xml:space="preserve"> </w:t>
+      </w:r>
+      <w:r>
+        <w:t xml:space="preserve">- Three URIs all resolve today; nothing is forthcoming.</w:t>
       </w:r>
     </w:p>
     <w:bookmarkEnd w:id="14"/>
-    <w:bookmarkStart w:id="15" w:name="slide-7-three-worked-domains"/>
+    <w:bookmarkStart w:id="15" w:name="slide-7-demo-annotate-while-reading"/>
     <w:p>
       <w:pPr>
         <w:pStyle w:val="Heading2"/>
       </w:pPr>
       <w:r>
-        <w:t xml:space="preserve">Slide 7 · Three worked domains</w:t>
+        <w:t xml:space="preserve">Slide 7 · Demo · annotate while reading</w:t>
       </w:r>
     </w:p>
     <w:p>
@@ -737,87 +701,161 @@
         <w:pStyle w:val="FirstParagraph"/>
       </w:pPr>
       <w:r>
+        <w:t xml:space="preserve">Demo (~5 min, pre-recorded — annotation-while-reading workflow):</w:t>
+      </w:r>
+      <w:r>
+        <w:t xml:space="preserve"> </w:t>
+      </w:r>
+      <w:r>
+        <w:t xml:space="preserve">- Open Wernberg et al. 2016 in Zotero, find ref 11 (Poloczanska et al. 2013)</w:t>
+      </w:r>
+      <w:r>
+        <w:t xml:space="preserve"> </w:t>
+      </w:r>
+      <w:r>
+        <w:t xml:space="preserve">- Science Live Zotero plugin → Citation with CiTO template</w:t>
+      </w:r>
+      <w:r>
+        <w:t xml:space="preserve"> </w:t>
+      </w:r>
+      <w:r>
+        <w:t xml:space="preserve">- Citing: doi.org/10.1126/science.aad8745 (Wernberg)</w:t>
+      </w:r>
+      <w:r>
+        <w:t xml:space="preserve"> </w:t>
+      </w:r>
+      <w:r>
+        <w:t xml:space="preserve">- Cited: doi.org/10.1038/nclimate1958 (Poloczanska — Global imprint of climate change on marine life)</w:t>
+      </w:r>
+      <w:r>
+        <w:t xml:space="preserve"> </w:t>
+      </w:r>
+      <w:r>
+        <w:t xml:space="preserve">- Relation: citesAsAuthority</w:t>
+      </w:r>
+      <w:r>
+        <w:t xml:space="preserve"> </w:t>
+      </w:r>
+      <w:r>
+        <w:t xml:space="preserve">- Comment:</w:t>
+      </w:r>
+      <w:r>
+        <w:t xml:space="preserve"> </w:t>
+      </w:r>
+      <w:r>
+        <w:t xml:space="preserve">“Wernberg cites Poloczanska as the global authority for climate-driven marine species redistribution; WA kelp is one regional manifestation, Mediterranean Iberian is another”</w:t>
+      </w:r>
+      <w:r>
+        <w:t xml:space="preserve"> </w:t>
+      </w:r>
+      <w:r>
+        <w:t xml:space="preserve">- Generate Nanopublication → signed + published to the open network</w:t>
+      </w:r>
+      <w:r>
+        <w:t xml:space="preserve"> </w:t>
+      </w:r>
+      <w:r>
+        <w:t xml:space="preserve">- Verify on Science Live viewer → three graphs visible</w:t>
+      </w:r>
+      <w:r>
+        <w:t xml:space="preserve"> </w:t>
+      </w:r>
+      <w:r>
+        <w:t xml:space="preserve">- Punchline: third production path = expert reader, neither LLM nor citing-author</w:t>
+      </w:r>
+    </w:p>
+    <w:p>
+      <w:pPr>
+        <w:pStyle w:val="BodyText"/>
+      </w:pPr>
+      <w:r>
+        <w:t xml:space="preserve">See demo-script.md for full beat-by-beat narration.</w:t>
+      </w:r>
+    </w:p>
+    <w:p>
+      <w:pPr>
+        <w:pStyle w:val="BodyText"/>
+      </w:pPr>
+      <w:r>
+        <w:t xml:space="preserve">Fallback if the embedded mp4 fails:</w:t>
+      </w:r>
+      <w:r>
+        <w:t xml:space="preserve"> </w:t>
+      </w:r>
+      <w:r>
+        <w:t xml:space="preserve">- Open platform.sciencelive4all.org and resolve a freshly published CiTO URI</w:t>
+      </w:r>
+      <w:r>
+        <w:t xml:space="preserve"> </w:t>
+      </w:r>
+      <w:r>
+        <w:t xml:space="preserve">- ~90s manual walkthrough, return to slide 9 (Atomicity)</w:t>
+      </w:r>
+    </w:p>
+    <w:p>
+      <w:pPr>
+        <w:pStyle w:val="BodyText"/>
+      </w:pPr>
+      <w:r>
+        <w:t xml:space="preserve">The mp4 is committed at recordings/demo.mp4 and served by GitHub Pages, so</w:t>
+      </w:r>
+      <w:r>
+        <w:t xml:space="preserve"> </w:t>
+      </w:r>
+      <w:r>
+        <w:t xml:space="preserve">no external network dependency at delivery time.</w:t>
+      </w:r>
+    </w:p>
+    <w:bookmarkEnd w:id="15"/>
+    <w:bookmarkStart w:id="16" w:name="Xd3d2b99bbc3be3e4f452d95bde8fd33eb477cc2"/>
+    <w:p>
+      <w:pPr>
+        <w:pStyle w:val="Heading2"/>
+      </w:pPr>
+      <w:r>
+        <w:t xml:space="preserve">Slide 8 · Atomicity enables claim-level verification</w:t>
+      </w:r>
+    </w:p>
+    <w:p>
+      <w:pPr>
+        <w:pStyle w:val="FirstParagraph"/>
+      </w:pPr>
+      <w:r>
         <w:t xml:space="preserve">Beat (~3 min):</w:t>
       </w:r>
       <w:r>
         <w:t xml:space="preserve"> </w:t>
       </w:r>
       <w:r>
-        <w:t xml:space="preserve">- Point at the left first:</w:t>
-      </w:r>
-      <w:r>
-        <w:t xml:space="preserve"> </w:t>
-      </w:r>
-      <w:r>
-        <w:t xml:space="preserve">“the chain you saw on slide 4 — its apex is RA5TJVZ0. Click that URI and you reach all 18 nanopubs.”</w:t>
-      </w:r>
-      <w:r>
-        <w:t xml:space="preserve"> </w:t>
-      </w:r>
-      <w:r>
-        <w:t xml:space="preserve">-</w:t>
-      </w:r>
-      <w:r>
-        <w:t xml:space="preserve"> </w:t>
-      </w:r>
-      <w:r>
-        <w:t xml:space="preserve">“The quantum-biodiversity PRISMA review contributes 238 more nanopubs on the same network — different domain question, same architecture.”</w:t>
-      </w:r>
-      <w:r>
-        <w:t xml:space="preserve"> </w:t>
-      </w:r>
-      <w:r>
-        <w:t xml:space="preserve">- Middle (Climate change → EarthCARE → DGGS):</w:t>
-      </w:r>
-      <w:r>
-        <w:t xml:space="preserve"> </w:t>
-      </w:r>
-      <w:r>
-        <w:t xml:space="preserve">“we built the full software pipeline to convert EarthCARE EO data to HEALPix-geo. The CiTO chain ties the new data to the upstream literature. Click the URI to see the chain.”</w:t>
-      </w:r>
-      <w:r>
-        <w:t xml:space="preserve"> </w:t>
-      </w:r>
-      <w:r>
-        <w:t xml:space="preserve">- Right (Cross-discipline → FIESTA plankton):</w:t>
-      </w:r>
-      <w:r>
-        <w:t xml:space="preserve"> </w:t>
-      </w:r>
-      <w:r>
-        <w:t xml:space="preserve">“scattering transforms — a method from astrophysics — applied to plankton classification. Same nanopub carries three CiTO predicates simultaneously: extends the original plankton paper, uses the astrophysics method, cites our reproduction as a data source. This is what cross-disciplinary citation looks like when it’s machine-readable.”</w:t>
-      </w:r>
-      <w:r>
-        <w:t xml:space="preserve"> </w:t>
-      </w:r>
-      <w:r>
-        <w:t xml:space="preserve">- Three URIs all resolve today; nothing is forthcoming.</w:t>
-      </w:r>
-    </w:p>
-    <w:bookmarkEnd w:id="15"/>
-    <w:bookmarkStart w:id="16" w:name="slide-8-this-paper-is-21-nanopubs"/>
+        <w:t xml:space="preserve">- The trust gradient is the honest answer to</w:t>
+      </w:r>
+      <w:r>
+        <w:t xml:space="preserve"> </w:t>
+      </w:r>
+      <w:r>
+        <w:t xml:space="preserve">“how do you know an LLM didn’t hallucinate this?”</w:t>
+      </w:r>
+      <w:r>
+        <w:t xml:space="preserve"> </w:t>
+      </w:r>
+      <w:r>
+        <w:t xml:space="preserve">- The FORRT layer is the differentiating move — we publish the verification chain alongside the original claim</w:t>
+      </w:r>
+      <w:r>
+        <w:t xml:space="preserve"> </w:t>
+      </w:r>
+      <w:r>
+        <w:t xml:space="preserve">- Acknowledge limitations openly — this audience will trust the work more for it</w:t>
+      </w:r>
+    </w:p>
+    <w:bookmarkEnd w:id="16"/>
+    <w:bookmarkStart w:id="17" w:name="slide-9-try-it-cite-it-extend-it"/>
     <w:p>
       <w:pPr>
         <w:pStyle w:val="Heading2"/>
       </w:pPr>
       <w:r>
-        <w:t xml:space="preserve">Slide 8 · This paper</w:t>
-      </w:r>
-      <w:r>
-        <w:t xml:space="preserve"> </w:t>
-      </w:r>
-      <w:r>
-        <w:rPr>
-          <w:i/>
-          <w:iCs/>
-        </w:rPr>
-        <w:t xml:space="preserve">is</w:t>
-      </w:r>
-      <w:r>
-        <w:t xml:space="preserve"> </w:t>
-      </w:r>
-      <w:r>
-        <w:t xml:space="preserve">21 nanopubs</w:t>
+        <w:t xml:space="preserve">Slide 9 · Try it · Cite it · Extend it</w:t>
       </w:r>
     </w:p>
     <w:p>
@@ -825,254 +863,41 @@
         <w:pStyle w:val="FirstParagraph"/>
       </w:pPr>
       <w:r>
-        <w:t xml:space="preserve">Beat (~30 s — this slide is the demo cue):</w:t>
-      </w:r>
-      <w:r>
-        <w:t xml:space="preserve"> </w:t>
-      </w:r>
-      <w:r>
-        <w:t xml:space="preserve">- Pause. Let the slide sit.</w:t>
-      </w:r>
-      <w:r>
-        <w:t xml:space="preserve"> </w:t>
-      </w:r>
-      <w:r>
-        <w:t xml:space="preserve">- Say:</w:t>
-      </w:r>
-      <w:r>
-        <w:t xml:space="preserve"> </w:t>
-      </w:r>
-      <w:r>
-        <w:t xml:space="preserve">“I want to show you what this looks like rather than describe it. The extended abstract for this talk, that some of you may have read on the Zenodo community page, is itself 21 nanopubs. Watch.”</w:t>
-      </w:r>
-      <w:r>
-        <w:t xml:space="preserve"> </w:t>
-      </w:r>
-      <w:r>
-        <w:t xml:space="preserve">- Switch to demo recording.</w:t>
-      </w:r>
-    </w:p>
-    <w:bookmarkEnd w:id="16"/>
-    <w:bookmarkStart w:id="17" w:name="slide-9-demo"/>
-    <w:p>
-      <w:pPr>
-        <w:pStyle w:val="Heading2"/>
-      </w:pPr>
-      <w:r>
-        <w:t xml:space="preserve">Slide 9 · [ Demo ]</w:t>
-      </w:r>
-    </w:p>
-    <w:p>
-      <w:pPr>
-        <w:pStyle w:val="FirstParagraph"/>
-      </w:pPr>
-      <w:r>
-        <w:t xml:space="preserve">This slide exists only as a holding image while the demo recording plays.</w:t>
-      </w:r>
-      <w:r>
-        <w:t xml:space="preserve"> </w:t>
-      </w:r>
-      <w:r>
-        <w:t xml:space="preserve">Demo content (per the demo-script.md in this repo):</w:t>
-      </w:r>
-      <w:r>
-        <w:t xml:space="preserve"> </w:t>
-      </w:r>
-      <w:r>
-        <w:t xml:space="preserve">1. Open the published extended abstract on the Zenodo community</w:t>
-      </w:r>
-      <w:r>
-        <w:t xml:space="preserve"> </w:t>
-      </w:r>
-      <w:r>
-        <w:t xml:space="preserve">2. Click the inline CiTO link for Groth 2010 [citesAsAuthority]</w:t>
-      </w:r>
-      <w:r>
-        <w:t xml:space="preserve"> </w:t>
-      </w:r>
-      <w:r>
-        <w:t xml:space="preserve">3. Resolve the nanopub on platform.sciencelive4all.org/np/</w:t>
-      </w:r>
-      <w:r>
-        <w:t xml:space="preserve"> </w:t>
-      </w:r>
-      <w:r>
-        <w:t xml:space="preserve">4. Show the three-graph TriG structure</w:t>
-      </w:r>
-      <w:r>
-        <w:t xml:space="preserve"> </w:t>
-      </w:r>
-      <w:r>
-        <w:t xml:space="preserve">5. Click through to the Wikidata Q-ID for</w:t>
-      </w:r>
-      <w:r>
-        <w:t xml:space="preserve"> </w:t>
-      </w:r>
-      <w:r>
-        <w:t xml:space="preserve">“nanopublication”</w:t>
-      </w:r>
-      <w:r>
-        <w:t xml:space="preserve"> </w:t>
-      </w:r>
-      <w:r>
-        <w:t xml:space="preserve">6. Back to abstract, click Kuhn 2021 [usesMethodIn] — different CiTO type</w:t>
-      </w:r>
-      <w:r>
-        <w:t xml:space="preserve"> </w:t>
-      </w:r>
-      <w:r>
-        <w:t xml:space="preserve">7. Close:</w:t>
-      </w:r>
-      <w:r>
-        <w:t xml:space="preserve"> </w:t>
-      </w:r>
-      <w:r>
-        <w:t xml:space="preserve">“each citation in the paper is a click-resolvable, signed, addressable unit”</w:t>
+        <w:t xml:space="preserve">Beat (~2 min):</w:t>
+      </w:r>
+      <w:r>
+        <w:t xml:space="preserve"> </w:t>
+      </w:r>
+      <w:r>
+        <w:t xml:space="preserve">- Hold this slide as long as possible during Q&amp;A</w:t>
+      </w:r>
+      <w:r>
+        <w:t xml:space="preserve"> </w:t>
+      </w:r>
+      <w:r>
+        <w:t xml:space="preserve">- The audience needs URLs visible while asking questions</w:t>
+      </w:r>
+      <w:r>
+        <w:t xml:space="preserve"> </w:t>
+      </w:r>
+      <w:r>
+        <w:t xml:space="preserve">- If asked</w:t>
+      </w:r>
+      <w:r>
+        <w:t xml:space="preserve"> </w:t>
+      </w:r>
+      <w:r>
+        <w:t xml:space="preserve">“where do I go to try this”</w:t>
+      </w:r>
+      <w:r>
+        <w:t xml:space="preserve"> </w:t>
+      </w:r>
+      <w:r>
+        <w:t xml:space="preserve">— point and read out the URL</w:t>
       </w:r>
     </w:p>
     <w:bookmarkEnd w:id="17"/>
-    <w:bookmarkStart w:id="18" w:name="X3502f3eac156bce1a7e84b6502d6a0b27f0f51f"/>
-    <w:p>
-      <w:pPr>
-        <w:pStyle w:val="Heading2"/>
-      </w:pPr>
-      <w:r>
-        <w:t xml:space="preserve">Slide 10 · Atomicity enables claim-level verification</w:t>
-      </w:r>
-    </w:p>
-    <w:p>
-      <w:pPr>
-        <w:pStyle w:val="FirstParagraph"/>
-      </w:pPr>
-      <w:r>
-        <w:t xml:space="preserve">Beat (~3 min):</w:t>
-      </w:r>
-      <w:r>
-        <w:t xml:space="preserve"> </w:t>
-      </w:r>
-      <w:r>
-        <w:t xml:space="preserve">- The trust gradient is the honest answer to</w:t>
-      </w:r>
-      <w:r>
-        <w:t xml:space="preserve"> </w:t>
-      </w:r>
-      <w:r>
-        <w:t xml:space="preserve">“how do you know an LLM didn’t hallucinate this?”</w:t>
-      </w:r>
-      <w:r>
-        <w:t xml:space="preserve"> </w:t>
-      </w:r>
-      <w:r>
-        <w:t xml:space="preserve">- The FORRT layer is the differentiating move — we publish the verification chain alongside the original claim</w:t>
-      </w:r>
-      <w:r>
-        <w:t xml:space="preserve"> </w:t>
-      </w:r>
-      <w:r>
-        <w:t xml:space="preserve">- Acknowledge limitations openly — this audience will trust the work more for it</w:t>
-      </w:r>
-    </w:p>
     <w:bookmarkEnd w:id="18"/>
-    <w:bookmarkStart w:id="19" w:name="slide-11-try-it-cite-it-extend-it"/>
-    <w:p>
-      <w:pPr>
-        <w:pStyle w:val="Heading2"/>
-      </w:pPr>
-      <w:r>
-        <w:t xml:space="preserve">Slide 11 · Try it · Cite it · Extend it</w:t>
-      </w:r>
-    </w:p>
-    <w:p>
-      <w:pPr>
-        <w:pStyle w:val="FirstParagraph"/>
-      </w:pPr>
-      <w:r>
-        <w:t xml:space="preserve">Beat (~2 min):</w:t>
-      </w:r>
-      <w:r>
-        <w:t xml:space="preserve"> </w:t>
-      </w:r>
-      <w:r>
-        <w:t xml:space="preserve">- Hold this slide as long as possible during Q&amp;A</w:t>
-      </w:r>
-      <w:r>
-        <w:t xml:space="preserve"> </w:t>
-      </w:r>
-      <w:r>
-        <w:t xml:space="preserve">- The audience needs URLs visible while asking questions</w:t>
-      </w:r>
-      <w:r>
-        <w:t xml:space="preserve"> </w:t>
-      </w:r>
-      <w:r>
-        <w:t xml:space="preserve">- If asked</w:t>
-      </w:r>
-      <w:r>
-        <w:t xml:space="preserve"> </w:t>
-      </w:r>
-      <w:r>
-        <w:t xml:space="preserve">“where do I go to try this”</w:t>
-      </w:r>
-      <w:r>
-        <w:t xml:space="preserve"> </w:t>
-      </w:r>
-      <w:r>
-        <w:t xml:space="preserve">— point and read out the URL</w:t>
-      </w:r>
-    </w:p>
-    <w:bookmarkEnd w:id="19"/>
-    <w:bookmarkStart w:id="20" w:name="slide-12-references-published-nanopubs"/>
-    <w:p>
-      <w:pPr>
-        <w:pStyle w:val="Heading2"/>
-      </w:pPr>
-      <w:r>
-        <w:t xml:space="preserve">Slide 12 · References — published nanopubs</w:t>
-      </w:r>
-    </w:p>
-    <w:p>
-      <w:pPr>
-        <w:pStyle w:val="FirstParagraph"/>
-      </w:pPr>
-      <w:r>
-        <w:t xml:space="preserve">This is a reference slide — typically NOT walked through verbally during delivery.</w:t>
-      </w:r>
-      <w:r>
-        <w:t xml:space="preserve"> </w:t>
-      </w:r>
-      <w:r>
-        <w:t xml:space="preserve">Use cases:</w:t>
-      </w:r>
-      <w:r>
-        <w:t xml:space="preserve"> </w:t>
-      </w:r>
-      <w:r>
-        <w:t xml:space="preserve">- During Q&amp;A if someone asks for a specific URI, jump here (</w:t>
-      </w:r>
-      <w:r>
-        <w:rPr>
-          <w:rStyle w:val="VerbatimChar"/>
-        </w:rPr>
-        <w:t xml:space="preserve">g 11</w:t>
-      </w:r>
-      <w:r>
-        <w:t xml:space="preserve">) and point at it</w:t>
-      </w:r>
-      <w:r>
-        <w:t xml:space="preserve"> </w:t>
-      </w:r>
-      <w:r>
-        <w:t xml:space="preserve">- The PDF export of the deck includes this slide as the take-home reference</w:t>
-      </w:r>
-      <w:r>
-        <w:t xml:space="preserve"> </w:t>
-      </w:r>
-      <w:r>
-        <w:t xml:space="preserve">- The Zenodo concept DOI at v0.1.0 release makes this slide citable</w:t>
-      </w:r>
-    </w:p>
-    <w:bookmarkEnd w:id="20"/>
-    <w:bookmarkEnd w:id="21"/>
     <w:sectPr>
       <w:footnotePr>
         <w:numRestart w:val="eachSect"/>
@@ -1183,114 +1008,8 @@
       </w:pPr>
     </w:lvl>
   </w:abstractNum>
-  <w:abstractNum w:abstractNumId="991">
-    <w:nsid w:val="0000A991"/>
-    <w:multiLevelType w:val="multilevel"/>
-    <w:lvl w:ilvl="0">
-      <w:numFmt w:val="bullet"/>
-      <w:lvlText w:val=""/>
-      <w:lvlJc w:val="left"/>
-      <w:pPr>
-        <w:ind w:left="720" w:hanging="360"/>
-      </w:pPr>
-      <w:rPr>
-        <w:rFonts w:ascii="Symbol" w:hAnsi="Symbol" w:cs="Symbol" w:hint="default"/>
-      </w:rPr>
-    </w:lvl>
-    <w:lvl w:ilvl="1">
-      <w:numFmt w:val="bullet"/>
-      <w:lvlText w:val="o"/>
-      <w:lvlJc w:val="left"/>
-      <w:pPr>
-        <w:ind w:left="1440" w:hanging="360"/>
-      </w:pPr>
-      <w:rPr>
-        <w:rFonts w:ascii="Courier New" w:hAnsi="Courier New" w:cs="Courier New" w:hint="default"/>
-      </w:rPr>
-    </w:lvl>
-    <w:lvl w:ilvl="2">
-      <w:numFmt w:val="bullet"/>
-      <w:lvlText w:val=""/>
-      <w:lvlJc w:val="left"/>
-      <w:pPr>
-        <w:ind w:left="2160" w:hanging="360"/>
-      </w:pPr>
-      <w:rPr>
-        <w:rFonts w:ascii="Wingdings" w:hAnsi="Wingdings" w:cs="Wingdings" w:hint="default"/>
-      </w:rPr>
-    </w:lvl>
-    <w:lvl w:ilvl="3">
-      <w:numFmt w:val="bullet"/>
-      <w:lvlText w:val=""/>
-      <w:lvlJc w:val="left"/>
-      <w:pPr>
-        <w:ind w:left="2880" w:hanging="360"/>
-      </w:pPr>
-      <w:rPr>
-        <w:rFonts w:ascii="Symbol" w:hAnsi="Symbol" w:cs="Symbol" w:hint="default"/>
-      </w:rPr>
-    </w:lvl>
-    <w:lvl w:ilvl="4">
-      <w:numFmt w:val="bullet"/>
-      <w:lvlText w:val="o"/>
-      <w:lvlJc w:val="left"/>
-      <w:pPr>
-        <w:ind w:left="3600" w:hanging="360"/>
-      </w:pPr>
-      <w:rPr>
-        <w:rFonts w:ascii="Courier New" w:hAnsi="Courier New" w:cs="Courier New" w:hint="default"/>
-      </w:rPr>
-    </w:lvl>
-    <w:lvl w:ilvl="5">
-      <w:numFmt w:val="bullet"/>
-      <w:lvlText w:val=""/>
-      <w:lvlJc w:val="left"/>
-      <w:pPr>
-        <w:ind w:left="4320" w:hanging="360"/>
-      </w:pPr>
-      <w:rPr>
-        <w:rFonts w:ascii="Wingdings" w:hAnsi="Wingdings" w:cs="Wingdings" w:hint="default"/>
-      </w:rPr>
-    </w:lvl>
-    <w:lvl w:ilvl="6">
-      <w:numFmt w:val="bullet"/>
-      <w:lvlText w:val=""/>
-      <w:lvlJc w:val="left"/>
-      <w:pPr>
-        <w:ind w:left="5040" w:hanging="360"/>
-      </w:pPr>
-      <w:rPr>
-        <w:rFonts w:ascii="Symbol" w:hAnsi="Symbol" w:cs="Symbol" w:hint="default"/>
-      </w:rPr>
-    </w:lvl>
-    <w:lvl w:ilvl="7">
-      <w:numFmt w:val="bullet"/>
-      <w:lvlText w:val="o"/>
-      <w:lvlJc w:val="left"/>
-      <w:pPr>
-        <w:ind w:left="5760" w:hanging="360"/>
-      </w:pPr>
-      <w:rPr>
-        <w:rFonts w:ascii="Courier New" w:hAnsi="Courier New" w:cs="Courier New" w:hint="default"/>
-      </w:rPr>
-    </w:lvl>
-    <w:lvl w:ilvl="8">
-      <w:numFmt w:val="bullet"/>
-      <w:lvlText w:val=""/>
-      <w:lvlJc w:val="left"/>
-      <w:pPr>
-        <w:ind w:left="6480" w:hanging="360"/>
-      </w:pPr>
-      <w:rPr>
-        <w:rFonts w:ascii="Wingdings" w:hAnsi="Wingdings" w:cs="Wingdings" w:hint="default"/>
-      </w:rPr>
-    </w:lvl>
-  </w:abstractNum>
   <w:num w:numId="1000">
     <w:abstractNumId w:val="990"/>
-  </w:num>
-  <w:num w:numId="1001">
-    <w:abstractNumId w:val="991"/>
   </w:num>
 </w:numbering>
 </file>
